--- a/Toy_Instructions/Sound_Movement_Light/Playskool_Explore_N_Grow_Busy_Gears/Playskool_Explore_N_Grow_Busy_Gears_Maker_Guide.docx
+++ b/Toy_Instructions/Sound_Movement_Light/Playskool_Explore_N_Grow_Busy_Gears/Playskool_Explore_N_Grow_Busy_Gears_Maker_Guide.docx
@@ -22,8 +22,8 @@
       </w:tblPr>
       <w:tblGrid>
         <w:gridCol w:w="3676"/>
-        <w:gridCol w:w="2380"/>
-        <w:gridCol w:w="3294"/>
+        <w:gridCol w:w="2079"/>
+        <w:gridCol w:w="3595"/>
       </w:tblGrid>
       <w:tr>
         <w:trPr>
@@ -128,7 +128,7 @@
         </w:tc>
         <w:tc>
           <w:tcPr>
-            <w:tcW w:w="2380" w:type="dxa"/>
+            <w:tcW w:w="2079" w:type="dxa"/>
           </w:tcPr>
           <w:p>
             <w:pPr>
@@ -147,13 +147,13 @@
                 <w:noProof/>
               </w:rPr>
               <w:drawing>
-                <wp:anchor distT="0" distB="0" distL="114300" distR="114300" simplePos="0" relativeHeight="251681793" behindDoc="0" locked="0" layoutInCell="1" allowOverlap="1" wp14:anchorId="4135D517" wp14:editId="2CA6F9DE">
+                <wp:anchor distT="0" distB="0" distL="114300" distR="114300" simplePos="0" relativeHeight="251681793" behindDoc="0" locked="0" layoutInCell="1" allowOverlap="1" wp14:anchorId="4135D517" wp14:editId="05C15E1B">
                   <wp:simplePos x="0" y="0"/>
                   <wp:positionH relativeFrom="column">
-                    <wp:posOffset>638918</wp:posOffset>
+                    <wp:posOffset>346443</wp:posOffset>
                   </wp:positionH>
                   <wp:positionV relativeFrom="paragraph">
-                    <wp:posOffset>67250</wp:posOffset>
+                    <wp:posOffset>319912</wp:posOffset>
                   </wp:positionV>
                   <wp:extent cx="444500" cy="1578610"/>
                   <wp:effectExtent l="0" t="0" r="0" b="2540"/>
@@ -206,7 +206,7 @@
         </w:tc>
         <w:tc>
           <w:tcPr>
-            <w:tcW w:w="3294" w:type="dxa"/>
+            <w:tcW w:w="3595" w:type="dxa"/>
           </w:tcPr>
           <w:p>
             <w:pPr>
@@ -251,7 +251,22 @@
               <w:t>3.5mm Female Mono Cable</w:t>
             </w:r>
           </w:p>
-          <w:p/>
+          <w:p>
+            <w:r>
+              <w:t xml:space="preserve">Refer to the </w:t>
+            </w:r>
+            <w:hyperlink r:id="rId13" w:history="1">
+              <w:r>
+                <w:rPr>
+                  <w:rStyle w:val="Hyperlink"/>
+                </w:rPr>
+                <w:t>Tool and Component List</w:t>
+              </w:r>
+            </w:hyperlink>
+            <w:r>
+              <w:t xml:space="preserve"> for purchasing details.</w:t>
+            </w:r>
+          </w:p>
           <w:p/>
           <w:p/>
           <w:p/>
@@ -483,7 +498,7 @@
                           <pic:cNvPicPr preferRelativeResize="0"/>
                         </pic:nvPicPr>
                         <pic:blipFill>
-                          <a:blip r:embed="rId13"/>
+                          <a:blip r:embed="rId14"/>
                           <a:srcRect t="9566" b="15434"/>
                           <a:stretch>
                             <a:fillRect/>
@@ -582,7 +597,7 @@
                           <pic:cNvPicPr preferRelativeResize="0"/>
                         </pic:nvPicPr>
                         <pic:blipFill rotWithShape="1">
-                          <a:blip r:embed="rId14"/>
+                          <a:blip r:embed="rId15"/>
                           <a:srcRect l="18065" t="16211" r="5470" b="10330"/>
                           <a:stretch/>
                         </pic:blipFill>
@@ -660,7 +675,7 @@
                 <w:noProof/>
               </w:rPr>
               <w:drawing>
-                <wp:anchor distT="0" distB="0" distL="114300" distR="114300" simplePos="0" relativeHeight="251673601" behindDoc="1" locked="0" layoutInCell="1" allowOverlap="1" wp14:anchorId="43131EF3" wp14:editId="78BCB02B">
+                <wp:anchor distT="0" distB="0" distL="114300" distR="114300" simplePos="0" relativeHeight="251673601" behindDoc="1" locked="0" layoutInCell="1" allowOverlap="1" wp14:anchorId="43131EF3" wp14:editId="6643F41E">
                   <wp:simplePos x="0" y="0"/>
                   <wp:positionH relativeFrom="column">
                     <wp:posOffset>478790</wp:posOffset>
@@ -689,7 +704,7 @@
                           <pic:cNvPicPr preferRelativeResize="0"/>
                         </pic:nvPicPr>
                         <pic:blipFill rotWithShape="1">
-                          <a:blip r:embed="rId15" cstate="print">
+                          <a:blip r:embed="rId16" cstate="print">
                             <a:extLst>
                               <a:ext uri="{28A0092B-C50C-407E-A947-70E740481C1C}">
                                 <a14:useLocalDpi xmlns:a14="http://schemas.microsoft.com/office/drawing/2010/main" val="0"/>
@@ -902,7 +917,7 @@
                           </pic:cNvPicPr>
                         </pic:nvPicPr>
                         <pic:blipFill rotWithShape="1">
-                          <a:blip r:embed="rId16" cstate="print">
+                          <a:blip r:embed="rId17" cstate="print">
                             <a:extLst>
                               <a:ext uri="{28A0092B-C50C-407E-A947-70E740481C1C}">
                                 <a14:useLocalDpi xmlns:a14="http://schemas.microsoft.com/office/drawing/2010/main" val="0"/>
@@ -1142,7 +1157,7 @@
                           </pic:cNvPicPr>
                         </pic:nvPicPr>
                         <pic:blipFill rotWithShape="1">
-                          <a:blip r:embed="rId17"/>
+                          <a:blip r:embed="rId18"/>
                           <a:srcRect l="15750" t="25601" r="21280" b="19646"/>
                           <a:stretch/>
                         </pic:blipFill>
@@ -1199,7 +1214,7 @@
                           </pic:cNvPicPr>
                         </pic:nvPicPr>
                         <pic:blipFill rotWithShape="1">
-                          <a:blip r:embed="rId18" cstate="print">
+                          <a:blip r:embed="rId19" cstate="print">
                             <a:extLst>
                               <a:ext uri="{28A0092B-C50C-407E-A947-70E740481C1C}">
                                 <a14:useLocalDpi xmlns:a14="http://schemas.microsoft.com/office/drawing/2010/main" val="0"/>
@@ -1303,7 +1318,7 @@
                           <pic:cNvPicPr/>
                         </pic:nvPicPr>
                         <pic:blipFill rotWithShape="1">
-                          <a:blip r:embed="rId19" cstate="print">
+                          <a:blip r:embed="rId20" cstate="print">
                             <a:extLst>
                               <a:ext uri="{28A0092B-C50C-407E-A947-70E740481C1C}">
                                 <a14:useLocalDpi xmlns:a14="http://schemas.microsoft.com/office/drawing/2010/main" val="0"/>
@@ -1543,7 +1558,7 @@
                           <pic:cNvPicPr preferRelativeResize="0"/>
                         </pic:nvPicPr>
                         <pic:blipFill rotWithShape="1">
-                          <a:blip r:embed="rId20"/>
+                          <a:blip r:embed="rId21"/>
                           <a:srcRect l="20282" t="22515" r="19863" b="8373"/>
                           <a:stretch/>
                         </pic:blipFill>
@@ -1655,7 +1670,7 @@
                           <pic:cNvPicPr preferRelativeResize="0"/>
                         </pic:nvPicPr>
                         <pic:blipFill rotWithShape="1">
-                          <a:blip r:embed="rId21"/>
+                          <a:blip r:embed="rId22"/>
                           <a:srcRect l="7849" t="15322" r="40245" b="19625"/>
                           <a:stretch/>
                         </pic:blipFill>
@@ -1701,7 +1716,7 @@
                           <pic:cNvPicPr preferRelativeResize="0"/>
                         </pic:nvPicPr>
                         <pic:blipFill rotWithShape="1">
-                          <a:blip r:embed="rId22"/>
+                          <a:blip r:embed="rId23"/>
                           <a:srcRect l="13500" t="21781" r="664" b="25547"/>
                           <a:stretch/>
                         </pic:blipFill>
@@ -1821,7 +1836,7 @@
                           <pic:cNvPicPr preferRelativeResize="0"/>
                         </pic:nvPicPr>
                         <pic:blipFill rotWithShape="1">
-                          <a:blip r:embed="rId23"/>
+                          <a:blip r:embed="rId24"/>
                           <a:srcRect l="1002" t="4310" r="674" b="7379"/>
                           <a:stretch/>
                         </pic:blipFill>
@@ -1863,8 +1878,8 @@
     </w:tbl>
     <w:p/>
     <w:sectPr>
-      <w:headerReference w:type="default" r:id="rId24"/>
-      <w:footerReference w:type="default" r:id="rId25"/>
+      <w:headerReference w:type="default" r:id="rId25"/>
+      <w:footerReference w:type="default" r:id="rId26"/>
       <w:pgSz w:w="12240" w:h="15840"/>
       <w:pgMar w:top="1440" w:right="1440" w:bottom="1440" w:left="1440" w:header="720" w:footer="708" w:gutter="0"/>
       <w:cols w:space="708"/>
@@ -5378,6 +5393,30 @@
 </file>
 
 <file path=customXml/item1.xml><?xml version="1.0" encoding="utf-8"?>
+<p:properties xmlns:p="http://schemas.microsoft.com/office/2006/metadata/properties" xmlns:xsi="http://www.w3.org/2001/XMLSchema-instance" xmlns:pc="http://schemas.microsoft.com/office/infopath/2007/PartnerControls">
+  <documentManagement>
+    <TaxCatchAll xmlns="38b325e6-602c-452a-8617-173bf47082c5" xsi:nil="true"/>
+    <lcf76f155ced4ddcb4097134ff3c332f xmlns="8cf100d1-0775-4feb-8634-62999c4541bc">
+      <Terms xmlns="http://schemas.microsoft.com/office/infopath/2007/PartnerControls"/>
+    </lcf76f155ced4ddcb4097134ff3c332f>
+  </documentManagement>
+</p:properties>
+</file>
+
+<file path=customXml/item2.xml><?xml version="1.0" encoding="utf-8"?>
+<?mso-contentType ?>
+<FormTemplates xmlns="http://schemas.microsoft.com/sharepoint/v3/contenttype/forms">
+  <Display>DocumentLibraryForm</Display>
+  <Edit>DocumentLibraryForm</Edit>
+  <New>DocumentLibraryForm</New>
+</FormTemplates>
+</file>
+
+<file path=customXml/item3.xml><?xml version="1.0" encoding="utf-8"?>
+<b:Sources xmlns:b="http://schemas.openxmlformats.org/officeDocument/2006/bibliography" xmlns="http://schemas.openxmlformats.org/officeDocument/2006/bibliography" SelectedStyle="\APASixthEditionOfficeOnline.xsl" StyleName="APA" Version="6"/>
+</file>
+
+<file path=customXml/item4.xml><?xml version="1.0" encoding="utf-8"?>
 <ct:contentTypeSchema xmlns:ct="http://schemas.microsoft.com/office/2006/metadata/contentType" xmlns:ma="http://schemas.microsoft.com/office/2006/metadata/properties/metaAttributes" ct:_="" ma:_="" ma:contentTypeName="Document" ma:contentTypeID="0x010100456CAEA290209545A9F8681F83603874" ma:contentTypeVersion="19" ma:contentTypeDescription="Create a new document." ma:contentTypeScope="" ma:versionID="4bf10bb897fc0ef406baa02b9d664253">
   <xsd:schema xmlns:xsd="http://www.w3.org/2001/XMLSchema" xmlns:xs="http://www.w3.org/2001/XMLSchema" xmlns:p="http://schemas.microsoft.com/office/2006/metadata/properties" xmlns:ns2="8cf100d1-0775-4feb-8634-62999c4541bc" xmlns:ns3="38b325e6-602c-452a-8617-173bf47082c5" targetNamespace="http://schemas.microsoft.com/office/2006/metadata/properties" ma:root="true" ma:fieldsID="1c6be4edf2b996d6a6f54fa7c1dd8d7b" ns2:_="" ns3:_="">
     <xsd:import namespace="8cf100d1-0775-4feb-8634-62999c4541bc"/>
@@ -5632,31 +5671,34 @@
 </ct:contentTypeSchema>
 </file>
 
-<file path=customXml/item2.xml><?xml version="1.0" encoding="utf-8"?>
-<b:Sources xmlns:b="http://schemas.openxmlformats.org/officeDocument/2006/bibliography" xmlns="http://schemas.openxmlformats.org/officeDocument/2006/bibliography" SelectedStyle="\APASixthEditionOfficeOnline.xsl" StyleName="APA" Version="6"/>
+<file path=customXml/itemProps1.xml><?xml version="1.0" encoding="utf-8"?>
+<ds:datastoreItem xmlns:ds="http://schemas.openxmlformats.org/officeDocument/2006/customXml" ds:itemID="{3A085C18-819E-4466-9494-DD461C39C2B0}">
+  <ds:schemaRefs>
+    <ds:schemaRef ds:uri="http://schemas.microsoft.com/office/2006/metadata/properties"/>
+    <ds:schemaRef ds:uri="http://schemas.microsoft.com/office/infopath/2007/PartnerControls"/>
+    <ds:schemaRef ds:uri="38b325e6-602c-452a-8617-173bf47082c5"/>
+    <ds:schemaRef ds:uri="8cf100d1-0775-4feb-8634-62999c4541bc"/>
+  </ds:schemaRefs>
+</ds:datastoreItem>
 </file>
 
-<file path=customXml/item3.xml><?xml version="1.0" encoding="utf-8"?>
-<?mso-contentType ?>
-<FormTemplates xmlns="http://schemas.microsoft.com/sharepoint/v3/contenttype/forms">
-  <Display>DocumentLibraryForm</Display>
-  <Edit>DocumentLibraryForm</Edit>
-  <New>DocumentLibraryForm</New>
-</FormTemplates>
+<file path=customXml/itemProps2.xml><?xml version="1.0" encoding="utf-8"?>
+<ds:datastoreItem xmlns:ds="http://schemas.openxmlformats.org/officeDocument/2006/customXml" ds:itemID="{2585761D-1AE9-4796-83E7-A2FC381967AF}">
+  <ds:schemaRefs>
+    <ds:schemaRef ds:uri="http://schemas.microsoft.com/sharepoint/v3/contenttype/forms"/>
+  </ds:schemaRefs>
+</ds:datastoreItem>
 </file>
 
-<file path=customXml/item4.xml><?xml version="1.0" encoding="utf-8"?>
-<p:properties xmlns:p="http://schemas.microsoft.com/office/2006/metadata/properties" xmlns:xsi="http://www.w3.org/2001/XMLSchema-instance" xmlns:pc="http://schemas.microsoft.com/office/infopath/2007/PartnerControls">
-  <documentManagement>
-    <TaxCatchAll xmlns="38b325e6-602c-452a-8617-173bf47082c5" xsi:nil="true"/>
-    <lcf76f155ced4ddcb4097134ff3c332f xmlns="8cf100d1-0775-4feb-8634-62999c4541bc">
-      <Terms xmlns="http://schemas.microsoft.com/office/infopath/2007/PartnerControls"/>
-    </lcf76f155ced4ddcb4097134ff3c332f>
-  </documentManagement>
-</p:properties>
+<file path=customXml/itemProps3.xml><?xml version="1.0" encoding="utf-8"?>
+<ds:datastoreItem xmlns:ds="http://schemas.openxmlformats.org/officeDocument/2006/customXml" ds:itemID="{C438ADBA-56D5-474C-BF2C-97C24DDF66BD}">
+  <ds:schemaRefs>
+    <ds:schemaRef ds:uri="http://schemas.openxmlformats.org/officeDocument/2006/bibliography"/>
+  </ds:schemaRefs>
+</ds:datastoreItem>
 </file>
 
-<file path=customXml/itemProps1.xml><?xml version="1.0" encoding="utf-8"?>
+<file path=customXml/itemProps4.xml><?xml version="1.0" encoding="utf-8"?>
 <ds:datastoreItem xmlns:ds="http://schemas.openxmlformats.org/officeDocument/2006/customXml" ds:itemID="{F07F527F-0EC5-43E8-819D-039623F86C10}">
   <ds:schemaRefs>
     <ds:schemaRef ds:uri="http://schemas.microsoft.com/office/2006/metadata/contentType"/>
@@ -5673,37 +5715,4 @@
     <ds:schemaRef ds:uri="http://schemas.microsoft.com/internal/obd"/>
   </ds:schemaRefs>
 </ds:datastoreItem>
-</file>
-
-<file path=customXml/itemProps2.xml><?xml version="1.0" encoding="utf-8"?>
-<ds:datastoreItem xmlns:ds="http://schemas.openxmlformats.org/officeDocument/2006/customXml" ds:itemID="{C438ADBA-56D5-474C-BF2C-97C24DDF66BD}">
-  <ds:schemaRefs>
-    <ds:schemaRef ds:uri="http://schemas.openxmlformats.org/officeDocument/2006/bibliography"/>
-  </ds:schemaRefs>
-</ds:datastoreItem>
-</file>
-
-<file path=customXml/itemProps3.xml><?xml version="1.0" encoding="utf-8"?>
-<ds:datastoreItem xmlns:ds="http://schemas.openxmlformats.org/officeDocument/2006/customXml" ds:itemID="{2585761D-1AE9-4796-83E7-A2FC381967AF}">
-  <ds:schemaRefs>
-    <ds:schemaRef ds:uri="http://schemas.microsoft.com/sharepoint/v3/contenttype/forms"/>
-  </ds:schemaRefs>
-</ds:datastoreItem>
-</file>
-
-<file path=customXml/itemProps4.xml><?xml version="1.0" encoding="utf-8"?>
-<ds:datastoreItem xmlns:ds="http://schemas.openxmlformats.org/officeDocument/2006/customXml" ds:itemID="{3A085C18-819E-4466-9494-DD461C39C2B0}">
-  <ds:schemaRefs>
-    <ds:schemaRef ds:uri="http://www.w3.org/XML/1998/namespace"/>
-    <ds:schemaRef ds:uri="38b325e6-602c-452a-8617-173bf47082c5"/>
-    <ds:schemaRef ds:uri="http://purl.org/dc/terms/"/>
-    <ds:schemaRef ds:uri="http://schemas.microsoft.com/office/2006/documentManagement/types"/>
-    <ds:schemaRef ds:uri="http://purl.org/dc/dcmitype/"/>
-    <ds:schemaRef ds:uri="http://schemas.microsoft.com/office/infopath/2007/PartnerControls"/>
-    <ds:schemaRef ds:uri="http://schemas.openxmlformats.org/package/2006/metadata/core-properties"/>
-    <ds:schemaRef ds:uri="8cf100d1-0775-4feb-8634-62999c4541bc"/>
-    <ds:schemaRef ds:uri="http://schemas.microsoft.com/office/2006/metadata/properties"/>
-    <ds:schemaRef ds:uri="http://purl.org/dc/elements/1.1/"/>
-  </ds:schemaRefs>
-</ds:datastoreItem>
 </file>